--- a/docs/ERS-ClothesRecovery-V2.docx
+++ b/docs/ERS-ClothesRecovery-V2.docx
@@ -17,7 +17,7 @@
         <w:jc w:val="center"/>
       </w:pPr>
       <w:r>
-        <w:t>Proyecto ClothesRecovery — DSY1104 — Versión 2.0 (Evaluación Parcial 2)</w:t>
+        <w:t>Proyecto ClothesRecovery — DSY1104 — Versión 2.1 (Evaluación Parcial 2)</w:t>
       </w:r>
     </w:p>
     <w:p>
@@ -211,6 +211,48 @@
           </w:p>
         </w:tc>
       </w:tr>
+      <w:tr>
+        <w:tc>
+          <w:tcPr>
+            <w:tcW w:type="dxa" w:w="2500"/>
+          </w:tcPr>
+          <w:p>
+            <w:r>
+              <w:t>26-10-2026</w:t>
+            </w:r>
+          </w:p>
+        </w:tc>
+        <w:tc>
+          <w:tcPr>
+            <w:tcW w:type="dxa" w:w="2500"/>
+          </w:tcPr>
+          <w:p>
+            <w:r>
+              <w:t>2.1</w:t>
+            </w:r>
+          </w:p>
+        </w:tc>
+        <w:tc>
+          <w:tcPr>
+            <w:tcW w:type="dxa" w:w="2500"/>
+          </w:tcPr>
+          <w:p>
+            <w:r>
+              <w:t>Vicente Flores</w:t>
+            </w:r>
+          </w:p>
+        </w:tc>
+        <w:tc>
+          <w:tcPr>
+            <w:tcW w:type="dxa" w:w="2500"/>
+          </w:tcPr>
+          <w:p>
+            <w:r>
+              <w:t>Se agregan buscador y filtros de productos funcionales, sesión de usuario con autocompletado del checkout, y pruebas con mocks (espías de Jasmine): 144 pruebas.</w:t>
+            </w:r>
+          </w:p>
+        </w:tc>
+      </w:tr>
     </w:tbl>
     <w:p>
       <w:pPr>
@@ -246,7 +288,7 @@
         <w:spacing w:after="200"/>
       </w:pPr>
       <w:r>
-        <w:t>El propósito de este documento es especificar los requisitos funcionales y no funcionales del proyecto ClothesRecovery, una tienda online de ropa streetwear de segunda vida (moda circular), desarrollada en el marco de la asignatura Desarrollo Fullstack II (DSY1104). Esta versión 2.0 actualiza la ERS de la Evaluación Parcial 1 para reflejar la migración del frontend a React y las funcionalidades incorporadas en la Evaluación Parcial 2. Está dirigido al equipo de desarrollo, al docente evaluador y a cualquier persona que necesite comprender el alcance y las funcionalidades del sistema.</w:t>
+        <w:t>El propósito de este documento es especificar los requisitos funcionales y no funcionales del proyecto ClothesRecovery, una tienda online de ropa streetwear de segunda vida (moda circular), desarrollada en el marco de la asignatura Desarrollo Fullstack II (DSY1104). Esta versión 2.1 actualiza la ERS de la Evaluación Parcial 1 para reflejar la migración del frontend a React y las funcionalidades incorporadas en la Evaluación Parcial 2. Está dirigido al equipo de desarrollo, al docente evaluador y a cualquier persona que necesite comprender el alcance y las funcionalidades del sistema.</w:t>
       </w:r>
     </w:p>
     <w:p>
@@ -296,7 +338,20 @@
         <w:spacing w:after="100"/>
       </w:pPr>
       <w:r>
-        <w:t>Permitir a los usuarios registrarse e iniciar sesión, validando contra una base de datos simulada.</w:t>
+        <w:t>Permitir a los usuarios registrarse e iniciar sesión, validando contra una base de datos simulada, y mantener la sesión iniciada (con opción de cerrarla).</w:t>
+      </w:r>
+    </w:p>
+    <w:p>
+      <w:pPr>
+        <w:pStyle w:val="ListParagraph"/>
+        <w:numPr>
+          <w:ilvl w:val="0"/>
+          <w:numId w:val="1"/>
+        </w:numPr>
+        <w:spacing w:after="100"/>
+      </w:pPr>
+      <w:r>
+        <w:t>Buscar productos por texto y filtrarlos por categoría desde el buscador del encabezado y la lista de productos.</w:t>
       </w:r>
     </w:p>
     <w:p>
@@ -322,7 +377,7 @@
         <w:spacing w:after="100"/>
       </w:pPr>
       <w:r>
-        <w:t>Simular el proceso de compra: formulario de datos y dirección de entrega, pasarela de pago simulada y pantallas de compra exitosa o con error.</w:t>
+        <w:t>Simular el proceso de compra: formulario de datos y dirección de entrega (completado automáticamente si hay sesión iniciada), pasarela de pago simulada y pantallas de compra exitosa o con error.</w:t>
       </w:r>
     </w:p>
     <w:p>
@@ -408,7 +463,7 @@
         <w:spacing w:after="100"/>
       </w:pPr>
       <w:r>
-        <w:t>Mantener una sesión de usuario iniciada ni buscar productos con el buscador del encabezado (es solo visual).</w:t>
+        <w:t>Proteger la sesión como lo haría un servidor: la sesión se guarda en el navegador (localStorage) y no incluye la contraseña.</w:t>
       </w:r>
     </w:p>
     <w:p>
@@ -714,7 +769,20 @@
         <w:spacing w:after="100"/>
       </w:pPr>
       <w:r>
-        <w:t>Registro e inicio de sesión de usuarios contra la base de datos simulada.</w:t>
+        <w:t>Registro e inicio de sesión de usuarios contra la base de datos simulada; la sesión se conserva al recargar y se puede cerrar.</w:t>
+      </w:r>
+    </w:p>
+    <w:p>
+      <w:pPr>
+        <w:pStyle w:val="ListParagraph"/>
+        <w:numPr>
+          <w:ilvl w:val="0"/>
+          <w:numId w:val="1"/>
+        </w:numPr>
+        <w:spacing w:after="100"/>
+      </w:pPr>
+      <w:r>
+        <w:t>Buscador del encabezado y filtros por texto y categoría en la lista de productos (el filtro queda en la URL).</w:t>
       </w:r>
     </w:p>
     <w:p>
@@ -753,7 +821,7 @@
         <w:spacing w:after="100"/>
       </w:pPr>
       <w:r>
-        <w:t>Compra con formulario de datos y dirección (región y comuna dependientes), pasarela de pago simulada, descuento de stock y pantallas de compra exitosa o con error.</w:t>
+        <w:t>Compra con formulario de datos y dirección (región y comuna dependientes, completados solos si hay sesión), pasarela de pago simulada, descuento de stock y pantallas de compra exitosa o con error.</w:t>
       </w:r>
     </w:p>
     <w:p>
@@ -1014,7 +1082,7 @@
         <w:spacing w:after="100"/>
       </w:pPr>
       <w:r>
-        <w:t>Sesión de usuario persistente y control de acceso por rol.</w:t>
+        <w:t>Control de acceso por rol y sesión validada en un servidor.</w:t>
       </w:r>
     </w:p>
     <w:p>
@@ -1028,19 +1096,6 @@
       </w:pPr>
       <w:r>
         <w:t>Validación del RUN (módulo 11) y de dominios de correo en el registro.</w:t>
-      </w:r>
-    </w:p>
-    <w:p>
-      <w:pPr>
-        <w:pStyle w:val="ListParagraph"/>
-        <w:numPr>
-          <w:ilvl w:val="0"/>
-          <w:numId w:val="1"/>
-        </w:numPr>
-        <w:spacing w:after="100"/>
-      </w:pPr>
-      <w:r>
-        <w:t>Buscador de productos funcional.</w:t>
       </w:r>
     </w:p>
     <w:p>
@@ -2151,7 +2206,7 @@
           </w:tcPr>
           <w:p>
             <w:r>
-              <w:t>Buscador de productos</w:t>
+              <w:t>Buscador y filtros de productos</w:t>
             </w:r>
           </w:p>
         </w:tc>
@@ -2171,7 +2226,49 @@
           </w:tcPr>
           <w:p>
             <w:r>
-              <w:t>Diferido</w:t>
+              <w:t>Completado</w:t>
+            </w:r>
+          </w:p>
+        </w:tc>
+      </w:tr>
+      <w:tr>
+        <w:tc>
+          <w:tcPr>
+            <w:tcW w:type="dxa" w:w="2500"/>
+          </w:tcPr>
+          <w:p>
+            <w:r>
+              <w:t>R.22</w:t>
+            </w:r>
+          </w:p>
+        </w:tc>
+        <w:tc>
+          <w:tcPr>
+            <w:tcW w:type="dxa" w:w="2500"/>
+          </w:tcPr>
+          <w:p>
+            <w:r>
+              <w:t>Sesión de usuario y autocompletado del checkout</w:t>
+            </w:r>
+          </w:p>
+        </w:tc>
+        <w:tc>
+          <w:tcPr>
+            <w:tcW w:type="dxa" w:w="2500"/>
+          </w:tcPr>
+          <w:p>
+            <w:r>
+              <w:t>Funcional</w:t>
+            </w:r>
+          </w:p>
+        </w:tc>
+        <w:tc>
+          <w:tcPr>
+            <w:tcW w:type="dxa" w:w="2500"/>
+          </w:tcPr>
+          <w:p>
+            <w:r>
+              <w:t>Completado</w:t>
             </w:r>
           </w:p>
         </w:tc>
@@ -2214,7 +2311,7 @@
         <w:spacing w:after="200"/>
       </w:pPr>
       <w:r>
-        <w:t>Actor: Cliente. Descripción: el sistema debe permitir a un usuario registrado autenticarse con su correo y contraseña. Criterio de aceptación: con credenciales correctas el usuario es dirigido al inicio; con credenciales incorrectas se muestra el mensaje "Correo o contraseña incorrectos." Limitación: no se mantiene una sesión iniciada.</w:t>
+        <w:t>Actor: Cliente. Descripción: el sistema debe permitir a un usuario registrado autenticarse con su correo y contraseña. Criterio de aceptación: con credenciales correctas el usuario es dirigido al inicio; con credenciales incorrectas se muestra el mensaje "Correo o contraseña incorrectos." Al iniciar sesión, el nombre del usuario aparece en el encabezado junto al botón "Cerrar sesión", y la sesión se conserva al recargar (sin guardar la contraseña).</w:t>
       </w:r>
     </w:p>
     <w:p>
@@ -2230,7 +2327,7 @@
         <w:spacing w:after="200"/>
       </w:pPr>
       <w:r>
-        <w:t>Actor: Cliente. Descripción: el sistema debe mostrar el catálogo de productos generado desde la base de datos simulada, con imagen, nombre, precio y stock. Al seleccionar un producto se muestra su detalle (descripción, categoría, código y stock disponible) y el botón para agregarlo al carrito. Criterio de aceptación: un código inexistente muestra "Producto no encontrado"; un producto sin stock muestra el botón deshabilitado.</w:t>
+        <w:t>Actor: Cliente. Descripción: el sistema debe mostrar el catálogo de productos generado desde la base de datos simulada, con imagen, nombre, precio y stock. Al seleccionar un producto se muestra su detalle (descripción, categoría, código y stock disponible) y el botón para agregarlo al carrito. Criterio de aceptación: un código inexistente muestra "Producto no encontrado"; un producto sin stock muestra el botón deshabilitado. El listado se puede filtrar por texto (nombre, descripción o código) y por categoría; el buscador del encabezado lleva a la lista con el texto aplicado, y un mensaje avisa cuando no hay resultados.</w:t>
       </w:r>
     </w:p>
     <w:p>
@@ -2278,7 +2375,7 @@
         <w:spacing w:after="200"/>
       </w:pPr>
       <w:r>
-        <w:t>Actor: Cliente. Descripción: desde el carrito, el cliente completa sus datos y la dirección de entrega (la comuna depende de la región elegida) y presiona "Pagar ahora". El sistema simula la pasarela de pago: acepta el pago si el total es de $150.000 o menos y no hay problemas de stock, y lo rechaza en caso contrario. Criterios de aceptación: con pago aceptado se guarda el pedido, se descuenta el stock, se vacía el carrito y se muestra la vista "Compra exitosa" con opciones de imprimir la boleta y simular su envío por correo; con pago rechazado se guarda el pedido como rechazado, el carrito se mantiene y se muestra la vista "Compra con error" con el motivo y un botón para volver a pagar. Ambas vistas se mantienen al recargar la página.</w:t>
+        <w:t>Actor: Cliente. Descripción: desde el carrito, el cliente completa sus datos y la dirección de entrega (la comuna depende de la región elegida) y presiona "Pagar ahora". El sistema simula la pasarela de pago: acepta el pago si el total es de $150.000 o menos y no hay problemas de stock, y lo rechaza en caso contrario. Criterios de aceptación: con pago aceptado se guarda el pedido, se descuenta el stock, se vacía el carrito y se muestra la vista "Compra exitosa" con opciones de imprimir la boleta y simular su envío por correo; con pago rechazado se guarda el pedido como rechazado, el carrito se mantiene y se muestra la vista "Compra con error" con el motivo y un botón para volver a pagar. Si hay una sesión iniciada, los datos del cliente y la dirección aparecen completados (el cliente puede cambiarlos). Ambas vistas se mantienen al recargar la página.</w:t>
       </w:r>
     </w:p>
     <w:p>
@@ -2454,7 +2551,7 @@
         <w:spacing w:after="200"/>
       </w:pPr>
       <w:r>
-        <w:t>Se incluyen 91 pruebas unitarias escritas con Jasmine y ejecutadas con Karma en Chrome sin ventana (comando npm run test:karma). Cubren la base de datos simulada (productos, usuarios, pedidos, blogs, categorías y zonas), el contexto del carrito y los componentes ProductoCard, Login, Contacto y CompraResultado. En los archivos cubiertos por las pruebas, la cobertura medida es de 98% en sentencias y 92,78% en ramas. El detalle está en el documento de cobertura de pruebas.</w:t>
+        <w:t>Se incluyen 144 pruebas unitarias escritas con Jasmine y ejecutadas con Karma en Chrome sin ventana (comando npm run test:karma). Cubren la base de datos simulada (productos, usuarios, pedidos, blogs, categorías y zonas), los contextos del carrito y de la sesión, y los componentes Navbar, ProductoCard, DireccionFields y las vistas Productos, Ofertas, Login, Contacto, Comprar y CompraResultado. Se usan mocks de Jasmine (jasmine.createSpy y spyOn) para simular funciones recibidas por props, window.print y localStorage (incluyendo el caso en que falla). Sobre los 17 archivos cargados por las pruebas, la cobertura medida es de 99,16% en sentencias, 91,71% en ramas y 100% en funciones. El detalle está en el documento de cobertura de pruebas.</w:t>
       </w:r>
     </w:p>
     <w:p>
